--- a/src/reportlayout/WORD/ASTAssetRegister.docx
+++ b/src/reportlayout/WORD/ASTAssetRegister.docx
@@ -20,12 +20,6 @@
           <w:insideH w:val="single" w:sz="4" w:space="0" w:color="9E9E9E"/>
           <w:insideV w:val="single" w:sz="4" w:space="0" w:color="9E9E9E"/>
         </w:tblBorders>
-        <w:tblCellMar>
-          <w:top w:w="0" w:type="dxa"/>
-          <w:left w:w="0" w:type="dxa"/>
-          <w:bottom w:w="0" w:type="dxa"/>
-          <w:right w:w="0" w:type="dxa"/>
-        </w:tblCellMar>
         <w:tblLook w:val="04A0" w:firstRow="1" w:lastRow="0" w:firstColumn="1" w:lastColumn="0" w:noHBand="0" w:noVBand="1"/>
       </w:tblPr>
       <w:tblGrid>
@@ -40,14 +34,6 @@
         <w:gridCol w:w="1566"/>
       </w:tblGrid>
       <w:tr>
-        <w:tblPrEx>
-          <w:tblCellMar>
-            <w:top w:w="0" w:type="dxa"/>
-            <w:left w:w="0" w:type="dxa"/>
-            <w:bottom w:w="0" w:type="dxa"/>
-            <w:right w:w="0" w:type="dxa"/>
-          </w:tblCellMar>
-        </w:tblPrEx>
         <w:trPr>
           <w:trHeight w:val="548"/>
         </w:trPr>
@@ -260,14 +246,6 @@
         </w:tc>
       </w:tr>
       <w:tr>
-        <w:tblPrEx>
-          <w:tblCellMar>
-            <w:top w:w="0" w:type="dxa"/>
-            <w:left w:w="0" w:type="dxa"/>
-            <w:bottom w:w="0" w:type="dxa"/>
-            <w:right w:w="0" w:type="dxa"/>
-          </w:tblCellMar>
-        </w:tblPrEx>
         <w:trPr>
           <w:trHeight w:val="592"/>
         </w:trPr>
@@ -484,14 +462,6 @@
         </w:sdt>
       </w:tr>
       <w:tr>
-        <w:tblPrEx>
-          <w:tblCellMar>
-            <w:top w:w="0" w:type="dxa"/>
-            <w:left w:w="0" w:type="dxa"/>
-            <w:bottom w:w="0" w:type="dxa"/>
-            <w:right w:w="0" w:type="dxa"/>
-          </w:tblCellMar>
-        </w:tblPrEx>
         <w:trPr>
           <w:trHeight w:val="550"/>
         </w:trPr>
@@ -526,22 +496,10 @@
     </w:tbl>
     <w:p>
       <w:pPr>
-        <w:spacing w:after="80"/>
-      </w:pPr>
-    </w:p>
-    <w:p/>
-    <w:p/>
-    <w:p/>
-    <w:p/>
-    <w:p>
-      <w:pPr>
         <w:tabs>
           <w:tab w:val="left" w:pos="2132"/>
         </w:tabs>
       </w:pPr>
-      <w:r>
-        <w:tab/>
-      </w:r>
       <w:bookmarkStart w:id="0" w:name="_GoBack"/>
       <w:bookmarkEnd w:id="0"/>
     </w:p>
@@ -1647,7 +1605,7 @@
 </file>
 
 <file path=customXml/itemProps1.xml><?xml version="1.0" encoding="utf-8"?>
-<ds:datastoreItem xmlns:ds="http://schemas.openxmlformats.org/officeDocument/2006/customXml" ds:itemID="{BCFC5451-4811-4569-BB63-70E30A811923}">
+<ds:datastoreItem xmlns:ds="http://schemas.openxmlformats.org/officeDocument/2006/customXml" ds:itemID="{FB8D8A7C-0219-47F1-A01E-C6318918012A}">
   <ds:schemaRefs>
     <ds:schemaRef ds:uri="http://schemas.openxmlformats.org/officeDocument/2006/bibliography"/>
   </ds:schemaRefs>
